--- a/高中物理/高中物理同步/人教版选必3 第1章 分子动理论·转投暂存（1题）.docx
+++ b/高中物理/高中物理同步/人教版选必3 第1章 分子动理论·转投暂存（1题）.docx
@@ -79,11 +79,9 @@
       <w:r>
         <w:rPr>
           <w:rFonts w:ascii="Times New Roman" w:eastAsia="宋体" w:hAnsi="Times New Roman" w:cs="Times New Roman"/>
-          <w:strike w:val="0"/>
           <w:kern w:val="0"/>
           <w:sz w:val="21"/>
           <w:szCs w:val="21"/>
-          <w:u w:val="none"/>
         </w:rPr>
         <w:drawing>
           <wp:inline>
@@ -1547,7 +1545,8 @@
     <w:sectPr>
       <w:footerReference w:type="default" r:id="rId9"/>
       <w:pgSz w:w="11906" w:h="16838"/>
-      <w:pgMar w:top="720" w:right="720" w:bottom="720" w:left="720" w:header="720" w:footer="720" w:gutter="0"/>
+      <w:pgMar w:top="850" w:right="850" w:bottom="850" w:left="850" w:header="850" w:footer="850" w:gutter="0"/>
+      <w:pgNumType w:start="1"/>
       <w:cols w:space="720"/>
       <w:docGrid w:linePitch="360"/>
     </w:sectPr>
@@ -1556,79 +1555,58 @@
 </file>
 
 <file path=word/footer1.xml><?xml version="1.0" encoding="utf-8"?>
-<w:ftr xmlns:m="http://schemas.openxmlformats.org/officeDocument/2006/math" xmlns:mc="http://schemas.openxmlformats.org/markup-compatibility/2006" xmlns:mo="http://schemas.microsoft.com/office/mac/office/2008/main" xmlns:mv="urn:schemas-microsoft-com:mac:vml" xmlns:o="urn:schemas-microsoft-com:office:office" xmlns:r="http://schemas.openxmlformats.org/officeDocument/2006/relationships" xmlns:v="urn:schemas-microsoft-com:vml" xmlns:w10="urn:schemas-microsoft-com:office:word" xmlns:w14="http://schemas.microsoft.com/office/word/2010/wordml" xmlns:w="http://schemas.openxmlformats.org/wordprocessingml/2006/main" xmlns:wne="http://schemas.microsoft.com/office/word/2006/wordml" xmlns:wp14="http://schemas.microsoft.com/office/word/2010/wordprocessingDrawing" xmlns:wp="http://schemas.openxmlformats.org/drawingml/2006/wordprocessingDrawing" xmlns:wpc="http://schemas.microsoft.com/office/word/2010/wordprocessingCanvas" xmlns:wpg="http://schemas.microsoft.com/office/word/2010/wordprocessingGroup" xmlns:wpi="http://schemas.microsoft.com/office/word/2010/wordprocessingInk" xmlns:wps="http://schemas.microsoft.com/office/word/2010/wordprocessingShape" mc:Ignorable="w14 wp14">
+<w:ftr xmlns:w="http://schemas.openxmlformats.org/wordprocessingml/2006/main" xmlns:r="http://schemas.openxmlformats.org/officeDocument/2006/relationships">
   <w:p>
     <w:pPr>
-      <w:pStyle w:val="Footer"/>
       <w:jc w:val="center"/>
     </w:pPr>
     <w:r>
       <w:rPr>
-        <w:rFonts w:ascii="Times New Roman" w:hAnsi="Times New Roman" w:eastAsia="宋体" w:cs="Times New Roman"/>
+        <w:rFonts w:ascii="Times New Roman" w:hAnsi="Times New Roman" w:eastAsia="宋体"/>
         <w:sz w:val="21"/>
         <w:szCs w:val="21"/>
       </w:rPr>
+      <w:t xml:space="preserve">第1章·转投　</w:t>
+    </w:r>
+    <w:r>
+      <w:rPr>
+        <w:rFonts w:ascii="Times New Roman" w:hAnsi="Times New Roman" w:eastAsia="宋体"/>
+        <w:sz w:val="21"/>
+        <w:szCs w:val="21"/>
+      </w:rPr>
       <w:t xml:space="preserve">第</w:t>
     </w:r>
+    <w:fldSimple w:instr=" PAGE ">
+      <w:r>
+        <w:rPr>
+          <w:rFonts w:ascii="Times New Roman" w:hAnsi="Times New Roman" w:eastAsia="宋体"/>
+          <w:sz w:val="21"/>
+          <w:szCs w:val="21"/>
+        </w:rPr>
+        <w:t xml:space="preserve">1</w:t>
+      </w:r>
+    </w:fldSimple>
     <w:r>
       <w:rPr>
-        <w:rFonts w:ascii="Times New Roman" w:hAnsi="Times New Roman" w:eastAsia="宋体" w:cs="Times New Roman"/>
+        <w:rFonts w:ascii="Times New Roman" w:hAnsi="Times New Roman" w:eastAsia="宋体"/>
         <w:sz w:val="21"/>
         <w:szCs w:val="21"/>
       </w:rPr>
-      <w:fldChar w:fldCharType="begin"/>
-    </w:r>
-    <w:r>
-      <w:rPr>
-        <w:rFonts w:ascii="Times New Roman" w:hAnsi="Times New Roman" w:eastAsia="宋体" w:cs="Times New Roman"/>
-        <w:sz w:val="21"/>
-        <w:szCs w:val="21"/>
-      </w:rPr>
-      <w:instrText xml:space="preserve"> PAGE </w:instrText>
-    </w:r>
-    <w:r>
-      <w:rPr>
-        <w:rFonts w:ascii="Times New Roman" w:hAnsi="Times New Roman" w:eastAsia="宋体" w:cs="Times New Roman"/>
-        <w:sz w:val="21"/>
-        <w:szCs w:val="21"/>
-      </w:rPr>
-      <w:fldChar w:fldCharType="end"/>
-    </w:r>
-    <w:r>
-      <w:rPr>
-        <w:rFonts w:ascii="Times New Roman" w:hAnsi="Times New Roman" w:eastAsia="宋体" w:cs="Times New Roman"/>
-        <w:sz w:val="21"/>
-        <w:szCs w:val="21"/>
-      </w:rPr>
       <w:t xml:space="preserve">页（共</w:t>
     </w:r>
+    <w:fldSimple w:instr=" NUMPAGES ">
+      <w:r>
+        <w:rPr>
+          <w:rFonts w:ascii="Times New Roman" w:hAnsi="Times New Roman" w:eastAsia="宋体"/>
+          <w:sz w:val="21"/>
+          <w:szCs w:val="21"/>
+        </w:rPr>
+        <w:t xml:space="preserve">1</w:t>
+      </w:r>
+    </w:fldSimple>
     <w:r>
       <w:rPr>
-        <w:rFonts w:ascii="Times New Roman" w:hAnsi="Times New Roman" w:eastAsia="宋体" w:cs="Times New Roman"/>
-        <w:sz w:val="21"/>
-        <w:szCs w:val="21"/>
-      </w:rPr>
-      <w:fldChar w:fldCharType="begin"/>
-    </w:r>
-    <w:r>
-      <w:rPr>
-        <w:rFonts w:ascii="Times New Roman" w:hAnsi="Times New Roman" w:eastAsia="宋体" w:cs="Times New Roman"/>
-        <w:sz w:val="21"/>
-        <w:szCs w:val="21"/>
-      </w:rPr>
-      <w:instrText xml:space="preserve"> NUMPAGES </w:instrText>
-    </w:r>
-    <w:r>
-      <w:rPr>
-        <w:rFonts w:ascii="Times New Roman" w:hAnsi="Times New Roman" w:eastAsia="宋体" w:cs="Times New Roman"/>
-        <w:sz w:val="21"/>
-        <w:szCs w:val="21"/>
-      </w:rPr>
-      <w:fldChar w:fldCharType="end"/>
-    </w:r>
-    <w:r>
-      <w:rPr>
-        <w:rFonts w:ascii="Times New Roman" w:hAnsi="Times New Roman" w:eastAsia="宋体" w:cs="Times New Roman"/>
+        <w:rFonts w:ascii="Times New Roman" w:hAnsi="Times New Roman" w:eastAsia="宋体"/>
         <w:sz w:val="21"/>
         <w:szCs w:val="21"/>
       </w:rPr>

--- a/高中物理/高中物理同步/人教版选必3 第1章 分子动理论·转投暂存（1题）.docx
+++ b/高中物理/高中物理同步/人教版选必3 第1章 分子动理论·转投暂存（1题）.docx
@@ -1824,9 +1824,9 @@
   <w:docDefaults>
     <w:rPrDefault>
       <w:rPr>
-        <w:rFonts w:asciiTheme="minorHAnsi" w:eastAsiaTheme="minorEastAsia" w:hAnsiTheme="minorHAnsi" w:cstheme="minorBidi"/>
-        <w:sz w:val="22"/>
-        <w:szCs w:val="22"/>
+        <w:rFonts w:cstheme="minorBidi" w:ascii="Times New Roman" w:hAnsi="Times New Roman" w:eastAsia="宋体" w:cs="Times New Roman"/>
+        <w:sz w:val="21"/>
+        <w:szCs w:val="21"/>
         <w:lang w:val="en-US" w:eastAsia="en-US" w:bidi="ar-SA"/>
       </w:rPr>
     </w:rPrDefault>

--- a/高中物理/高中物理同步/人教版选必3 第1章 分子动理论·转投暂存（1题）.docx
+++ b/高中物理/高中物理同步/人教版选必3 第1章 分子动理论·转投暂存（1题）.docx
@@ -802,72 +802,56 @@
         </w:rPr>
         <w:t>（2）[1]螺旋测微器的最小分度值为0.01mm，图乙的读数为</w:t>
       </w:r>
-    </w:p>
-    <w:p>
-      <w:pPr>
-        <w:shd w:val="clear" w:color="auto" w:fill="auto"/>
-        <w:spacing w:line="300" w:lineRule="auto" w:before="0" w:after="0"/>
-        <w:jc w:val="left"/>
-        <w:rPr>
-          <w:sz w:val="21"/>
-          <w:szCs w:val="21"/>
-        </w:rPr>
-      </w:pPr>
-      <m:oMathPara>
-        <m:oMathParaPr>
-          <m:jc m:val="left"/>
-        </m:oMathParaPr>
-        <m:oMath>
-          <m:r>
-            <w:rPr>
-              <w:rFonts w:ascii="Cambria Math" w:eastAsia="宋体" w:hAnsi="Cambria Math" w:cs="Cambria Math"/>
-            </w:rPr>
-            <m:t>0</m:t>
-          </m:r>
-          <m:r>
-            <w:rPr>
-              <w:rFonts w:ascii="Cambria Math" w:eastAsia="宋体" w:hAnsi="Cambria Math" w:cs="Cambria Math"/>
-            </w:rPr>
-            <m:t>+</m:t>
-          </m:r>
-          <m:r>
-            <w:rPr>
-              <w:rFonts w:ascii="Cambria Math" w:eastAsia="宋体" w:hAnsi="Cambria Math" w:cs="Cambria Math"/>
-            </w:rPr>
-            <m:t>26.0</m:t>
-          </m:r>
-          <m:r>
-            <w:rPr>
-              <w:rFonts w:ascii="Cambria Math" w:eastAsia="宋体" w:hAnsi="Cambria Math" w:cs="Cambria Math"/>
-            </w:rPr>
-            <m:t>×</m:t>
-          </m:r>
-          <m:r>
-            <w:rPr>
-              <w:rFonts w:ascii="Cambria Math" w:eastAsia="宋体" w:hAnsi="Cambria Math" w:cs="Cambria Math"/>
-            </w:rPr>
-            <m:t>0.01</m:t>
-          </m:r>
-          <m:r>
-            <m:rPr>
-              <m:nor/>
-            </m:rPr>
-            <w:rPr>
-              <w:rFonts w:ascii="Cambria Math" w:eastAsia="宋体" w:hAnsi="Cambria Math" w:cs="Cambria Math"/>
-            </w:rPr>
-            <m:t>mm=0</m:t>
-          </m:r>
-          <m:r>
-            <m:rPr>
-              <m:nor/>
-            </m:rPr>
-            <w:rPr>
-              <w:rFonts w:ascii="Cambria Math" w:eastAsia="宋体" w:hAnsi="Cambria Math" w:cs="Cambria Math"/>
-            </w:rPr>
-            <m:t>.260mm</m:t>
-          </m:r>
-        </m:oMath>
-      </m:oMathPara>
+      <m:oMath>
+        <m:r>
+          <w:rPr>
+            <w:rFonts w:ascii="Cambria Math" w:eastAsia="宋体" w:hAnsi="Cambria Math" w:cs="Cambria Math"/>
+          </w:rPr>
+          <m:t>0</m:t>
+        </m:r>
+        <m:r>
+          <w:rPr>
+            <w:rFonts w:ascii="Cambria Math" w:eastAsia="宋体" w:hAnsi="Cambria Math" w:cs="Cambria Math"/>
+          </w:rPr>
+          <m:t>+</m:t>
+        </m:r>
+        <m:r>
+          <w:rPr>
+            <w:rFonts w:ascii="Cambria Math" w:eastAsia="宋体" w:hAnsi="Cambria Math" w:cs="Cambria Math"/>
+          </w:rPr>
+          <m:t>26.0</m:t>
+        </m:r>
+        <m:r>
+          <w:rPr>
+            <w:rFonts w:ascii="Cambria Math" w:eastAsia="宋体" w:hAnsi="Cambria Math" w:cs="Cambria Math"/>
+          </w:rPr>
+          <m:t>×</m:t>
+        </m:r>
+        <m:r>
+          <w:rPr>
+            <w:rFonts w:ascii="Cambria Math" w:eastAsia="宋体" w:hAnsi="Cambria Math" w:cs="Cambria Math"/>
+          </w:rPr>
+          <m:t>0.01</m:t>
+        </m:r>
+        <m:r>
+          <m:rPr>
+            <m:nor/>
+          </m:rPr>
+          <w:rPr>
+            <w:rFonts w:ascii="Cambria Math" w:eastAsia="宋体" w:hAnsi="Cambria Math" w:cs="Cambria Math"/>
+          </w:rPr>
+          <m:t>mm=0</m:t>
+        </m:r>
+        <m:r>
+          <m:rPr>
+            <m:nor/>
+          </m:rPr>
+          <w:rPr>
+            <w:rFonts w:ascii="Cambria Math" w:eastAsia="宋体" w:hAnsi="Cambria Math" w:cs="Cambria Math"/>
+          </w:rPr>
+          <m:t>.260mm</m:t>
+        </m:r>
+      </m:oMath>
     </w:p>
     <w:p>
       <w:pPr>
@@ -887,81 +871,65 @@
         </w:rPr>
         <w:t>图丙的读数为</w:t>
       </w:r>
-    </w:p>
-    <w:p>
-      <w:pPr>
-        <w:shd w:val="clear" w:color="auto" w:fill="auto"/>
-        <w:spacing w:line="300" w:lineRule="auto" w:before="0" w:after="0"/>
-        <w:jc w:val="left"/>
-        <w:rPr>
-          <w:sz w:val="21"/>
-          <w:szCs w:val="21"/>
-        </w:rPr>
-      </w:pPr>
-      <m:oMathPara>
-        <m:oMathParaPr>
-          <m:jc m:val="left"/>
-        </m:oMathParaPr>
-        <m:oMath>
-          <m:r>
-            <w:rPr>
-              <w:rFonts w:ascii="Cambria Math" w:eastAsia="宋体" w:hAnsi="Cambria Math" w:cs="Cambria Math"/>
-            </w:rPr>
-            <m:t>11.5</m:t>
-          </m:r>
-          <m:r>
-            <m:rPr>
-              <m:nor/>
-            </m:rPr>
-            <w:rPr>
-              <w:rFonts w:ascii="Cambria Math" w:eastAsia="宋体" w:hAnsi="Cambria Math" w:cs="Cambria Math"/>
-            </w:rPr>
-            <m:t>mm</m:t>
-          </m:r>
-          <m:r>
-            <w:rPr>
-              <w:rFonts w:ascii="Cambria Math" w:eastAsia="宋体" w:hAnsi="Cambria Math" w:cs="Cambria Math"/>
-            </w:rPr>
-            <m:t>+</m:t>
-          </m:r>
-          <m:r>
-            <w:rPr>
-              <w:rFonts w:ascii="Cambria Math" w:eastAsia="宋体" w:hAnsi="Cambria Math" w:cs="Cambria Math"/>
-            </w:rPr>
-            <m:t>15.2</m:t>
-          </m:r>
-          <m:r>
-            <w:rPr>
-              <w:rFonts w:ascii="Cambria Math" w:eastAsia="宋体" w:hAnsi="Cambria Math" w:cs="Cambria Math"/>
-            </w:rPr>
-            <m:t>×</m:t>
-          </m:r>
-          <m:r>
-            <w:rPr>
-              <w:rFonts w:ascii="Cambria Math" w:eastAsia="宋体" w:hAnsi="Cambria Math" w:cs="Cambria Math"/>
-            </w:rPr>
-            <m:t>0.01</m:t>
-          </m:r>
-          <m:r>
-            <m:rPr>
-              <m:nor/>
-            </m:rPr>
-            <w:rPr>
-              <w:rFonts w:ascii="Cambria Math" w:eastAsia="宋体" w:hAnsi="Cambria Math" w:cs="Cambria Math"/>
-            </w:rPr>
-            <m:t>mm=11</m:t>
-          </m:r>
-          <m:r>
-            <m:rPr>
-              <m:nor/>
-            </m:rPr>
-            <w:rPr>
-              <w:rFonts w:ascii="Cambria Math" w:eastAsia="宋体" w:hAnsi="Cambria Math" w:cs="Cambria Math"/>
-            </w:rPr>
-            <m:t>.652mm</m:t>
-          </m:r>
-        </m:oMath>
-      </m:oMathPara>
+      <m:oMath>
+        <m:r>
+          <w:rPr>
+            <w:rFonts w:ascii="Cambria Math" w:eastAsia="宋体" w:hAnsi="Cambria Math" w:cs="Cambria Math"/>
+          </w:rPr>
+          <m:t>11.5</m:t>
+        </m:r>
+        <m:r>
+          <m:rPr>
+            <m:nor/>
+          </m:rPr>
+          <w:rPr>
+            <w:rFonts w:ascii="Cambria Math" w:eastAsia="宋体" w:hAnsi="Cambria Math" w:cs="Cambria Math"/>
+          </w:rPr>
+          <m:t>mm</m:t>
+        </m:r>
+        <m:r>
+          <w:rPr>
+            <w:rFonts w:ascii="Cambria Math" w:eastAsia="宋体" w:hAnsi="Cambria Math" w:cs="Cambria Math"/>
+          </w:rPr>
+          <m:t>+</m:t>
+        </m:r>
+        <m:r>
+          <w:rPr>
+            <w:rFonts w:ascii="Cambria Math" w:eastAsia="宋体" w:hAnsi="Cambria Math" w:cs="Cambria Math"/>
+          </w:rPr>
+          <m:t>15.2</m:t>
+        </m:r>
+        <m:r>
+          <w:rPr>
+            <w:rFonts w:ascii="Cambria Math" w:eastAsia="宋体" w:hAnsi="Cambria Math" w:cs="Cambria Math"/>
+          </w:rPr>
+          <m:t>×</m:t>
+        </m:r>
+        <m:r>
+          <w:rPr>
+            <w:rFonts w:ascii="Cambria Math" w:eastAsia="宋体" w:hAnsi="Cambria Math" w:cs="Cambria Math"/>
+          </w:rPr>
+          <m:t>0.01</m:t>
+        </m:r>
+        <m:r>
+          <m:rPr>
+            <m:nor/>
+          </m:rPr>
+          <w:rPr>
+            <w:rFonts w:ascii="Cambria Math" w:eastAsia="宋体" w:hAnsi="Cambria Math" w:cs="Cambria Math"/>
+          </w:rPr>
+          <m:t>mm=11</m:t>
+        </m:r>
+        <m:r>
+          <m:rPr>
+            <m:nor/>
+          </m:rPr>
+          <w:rPr>
+            <w:rFonts w:ascii="Cambria Math" w:eastAsia="宋体" w:hAnsi="Cambria Math" w:cs="Cambria Math"/>
+          </w:rPr>
+          <m:t>.652mm</m:t>
+        </m:r>
+      </m:oMath>
     </w:p>
     <w:p>
       <w:pPr>
@@ -981,141 +949,125 @@
         </w:rPr>
         <w:t>[2]相邻亮纹的间距为</w:t>
       </w:r>
-    </w:p>
-    <w:p>
-      <w:pPr>
-        <w:shd w:val="clear" w:color="auto" w:fill="auto"/>
-        <w:spacing w:line="300" w:lineRule="auto" w:before="0" w:after="0"/>
-        <w:jc w:val="left"/>
-        <w:rPr>
-          <w:sz w:val="21"/>
-          <w:szCs w:val="21"/>
-        </w:rPr>
-      </w:pPr>
-      <m:oMathPara>
-        <m:oMathParaPr>
-          <m:jc m:val="left"/>
-        </m:oMathParaPr>
-        <m:oMath>
-          <m:r>
-            <m:rPr>
-              <m:sty m:val="p"/>
-            </m:rPr>
-            <w:rPr>
-              <w:rFonts w:ascii="Cambria Math" w:eastAsia="宋体" w:hAnsi="Cambria Math" w:cs="Cambria Math"/>
-            </w:rPr>
-            <m:t>Δ</m:t>
-          </m:r>
-          <m:r>
-            <w:rPr>
-              <w:rFonts w:ascii="Cambria Math" w:eastAsia="宋体" w:hAnsi="Cambria Math" w:cs="Cambria Math"/>
-            </w:rPr>
-            <m:t>x</m:t>
-          </m:r>
-          <m:r>
-            <w:rPr>
-              <w:rFonts w:ascii="Cambria Math" w:eastAsia="宋体" w:hAnsi="Cambria Math" w:cs="Cambria Math"/>
-            </w:rPr>
-            <m:t>=</m:t>
-          </m:r>
-          <m:f>
-            <m:num>
-              <m:r>
-                <w:rPr>
-                  <w:rFonts w:ascii="Cambria Math" w:eastAsia="宋体" w:hAnsi="Cambria Math" w:cs="Cambria Math"/>
-                </w:rPr>
-                <m:t>a</m:t>
-              </m:r>
-            </m:num>
-            <m:den>
-              <m:r>
-                <w:rPr>
-                  <w:rFonts w:ascii="Cambria Math" w:eastAsia="宋体" w:hAnsi="Cambria Math" w:cs="Cambria Math"/>
-                </w:rPr>
-                <m:t>n</m:t>
-              </m:r>
-              <m:r>
-                <w:rPr>
-                  <w:rFonts w:ascii="Cambria Math" w:eastAsia="宋体" w:hAnsi="Cambria Math" w:cs="Cambria Math"/>
-                </w:rPr>
-                <m:t>−</m:t>
-              </m:r>
-              <m:r>
-                <w:rPr>
-                  <w:rFonts w:ascii="Cambria Math" w:eastAsia="宋体" w:hAnsi="Cambria Math" w:cs="Cambria Math"/>
-                </w:rPr>
-                <m:t>1</m:t>
-              </m:r>
-            </m:den>
-          </m:f>
-          <m:r>
-            <w:rPr>
-              <w:rFonts w:ascii="Cambria Math" w:eastAsia="宋体" w:hAnsi="Cambria Math" w:cs="Cambria Math"/>
-            </w:rPr>
-            <m:t>=</m:t>
-          </m:r>
-          <m:f>
-            <m:num>
-              <m:r>
-                <w:rPr>
-                  <w:rFonts w:ascii="Cambria Math" w:eastAsia="宋体" w:hAnsi="Cambria Math" w:cs="Cambria Math"/>
-                </w:rPr>
-                <m:t>11.652</m:t>
-              </m:r>
-              <m:r>
-                <w:rPr>
-                  <w:rFonts w:ascii="Cambria Math" w:eastAsia="宋体" w:hAnsi="Cambria Math" w:cs="Cambria Math"/>
-                </w:rPr>
-                <m:t>−</m:t>
-              </m:r>
-              <m:r>
-                <w:rPr>
-                  <w:rFonts w:ascii="Cambria Math" w:eastAsia="宋体" w:hAnsi="Cambria Math" w:cs="Cambria Math"/>
-                </w:rPr>
-                <m:t>0.260</m:t>
-              </m:r>
-            </m:num>
-            <m:den>
-              <m:r>
-                <w:rPr>
-                  <w:rFonts w:ascii="Cambria Math" w:eastAsia="宋体" w:hAnsi="Cambria Math" w:cs="Cambria Math"/>
-                </w:rPr>
-                <m:t>6</m:t>
-              </m:r>
-              <m:r>
-                <w:rPr>
-                  <w:rFonts w:ascii="Cambria Math" w:eastAsia="宋体" w:hAnsi="Cambria Math" w:cs="Cambria Math"/>
-                </w:rPr>
-                <m:t>−</m:t>
-              </m:r>
-              <m:r>
-                <w:rPr>
-                  <w:rFonts w:ascii="Cambria Math" w:eastAsia="宋体" w:hAnsi="Cambria Math" w:cs="Cambria Math"/>
-                </w:rPr>
-                <m:t>1</m:t>
-              </m:r>
-            </m:den>
-          </m:f>
-          <m:r>
-            <m:rPr>
-              <m:nor/>
-            </m:rPr>
-            <w:rPr>
-              <w:rFonts w:ascii="Cambria Math" w:eastAsia="宋体" w:hAnsi="Cambria Math" w:cs="Cambria Math"/>
-            </w:rPr>
-            <m:t>mm=2</m:t>
-          </m:r>
-          <m:r>
-            <m:rPr>
-              <m:nor/>
-            </m:rPr>
-            <w:rPr>
-              <w:rFonts w:ascii="Cambria Math" w:eastAsia="宋体" w:hAnsi="Cambria Math" w:cs="Cambria Math"/>
-            </w:rPr>
-            <m:t>.28mm</m:t>
-          </m:r>
-        </m:oMath>
-      </m:oMathPara>
+      <m:oMath>
+        <m:r>
+          <m:rPr>
+            <m:sty m:val="p"/>
+          </m:rPr>
+          <w:rPr>
+            <w:rFonts w:ascii="Cambria Math" w:eastAsia="宋体" w:hAnsi="Cambria Math" w:cs="Cambria Math"/>
+          </w:rPr>
+          <m:t>Δ</m:t>
+        </m:r>
+        <m:r>
+          <w:rPr>
+            <w:rFonts w:ascii="Cambria Math" w:eastAsia="宋体" w:hAnsi="Cambria Math" w:cs="Cambria Math"/>
+          </w:rPr>
+          <m:t>x</m:t>
+        </m:r>
+        <m:r>
+          <w:rPr>
+            <w:rFonts w:ascii="Cambria Math" w:eastAsia="宋体" w:hAnsi="Cambria Math" w:cs="Cambria Math"/>
+          </w:rPr>
+          <m:t>=</m:t>
+        </m:r>
+        <m:f>
+          <m:num>
+            <m:r>
+              <w:rPr>
+                <w:rFonts w:ascii="Cambria Math" w:eastAsia="宋体" w:hAnsi="Cambria Math" w:cs="Cambria Math"/>
+              </w:rPr>
+              <m:t>a</m:t>
+            </m:r>
+          </m:num>
+          <m:den>
+            <m:r>
+              <w:rPr>
+                <w:rFonts w:ascii="Cambria Math" w:eastAsia="宋体" w:hAnsi="Cambria Math" w:cs="Cambria Math"/>
+              </w:rPr>
+              <m:t>n</m:t>
+            </m:r>
+            <m:r>
+              <w:rPr>
+                <w:rFonts w:ascii="Cambria Math" w:eastAsia="宋体" w:hAnsi="Cambria Math" w:cs="Cambria Math"/>
+              </w:rPr>
+              <m:t>−</m:t>
+            </m:r>
+            <m:r>
+              <w:rPr>
+                <w:rFonts w:ascii="Cambria Math" w:eastAsia="宋体" w:hAnsi="Cambria Math" w:cs="Cambria Math"/>
+              </w:rPr>
+              <m:t>1</m:t>
+            </m:r>
+          </m:den>
+        </m:f>
+        <m:r>
+          <w:rPr>
+            <w:rFonts w:ascii="Cambria Math" w:eastAsia="宋体" w:hAnsi="Cambria Math" w:cs="Cambria Math"/>
+          </w:rPr>
+          <m:t>=</m:t>
+        </m:r>
+        <m:f>
+          <m:num>
+            <m:r>
+              <w:rPr>
+                <w:rFonts w:ascii="Cambria Math" w:eastAsia="宋体" w:hAnsi="Cambria Math" w:cs="Cambria Math"/>
+              </w:rPr>
+              <m:t>11.652</m:t>
+            </m:r>
+            <m:r>
+              <w:rPr>
+                <w:rFonts w:ascii="Cambria Math" w:eastAsia="宋体" w:hAnsi="Cambria Math" w:cs="Cambria Math"/>
+              </w:rPr>
+              <m:t>−</m:t>
+            </m:r>
+            <m:r>
+              <w:rPr>
+                <w:rFonts w:ascii="Cambria Math" w:eastAsia="宋体" w:hAnsi="Cambria Math" w:cs="Cambria Math"/>
+              </w:rPr>
+              <m:t>0.260</m:t>
+            </m:r>
+          </m:num>
+          <m:den>
+            <m:r>
+              <w:rPr>
+                <w:rFonts w:ascii="Cambria Math" w:eastAsia="宋体" w:hAnsi="Cambria Math" w:cs="Cambria Math"/>
+              </w:rPr>
+              <m:t>6</m:t>
+            </m:r>
+            <m:r>
+              <w:rPr>
+                <w:rFonts w:ascii="Cambria Math" w:eastAsia="宋体" w:hAnsi="Cambria Math" w:cs="Cambria Math"/>
+              </w:rPr>
+              <m:t>−</m:t>
+            </m:r>
+            <m:r>
+              <w:rPr>
+                <w:rFonts w:ascii="Cambria Math" w:eastAsia="宋体" w:hAnsi="Cambria Math" w:cs="Cambria Math"/>
+              </w:rPr>
+              <m:t>1</m:t>
+            </m:r>
+          </m:den>
+        </m:f>
+        <m:r>
+          <m:rPr>
+            <m:nor/>
+          </m:rPr>
+          <w:rPr>
+            <w:rFonts w:ascii="Cambria Math" w:eastAsia="宋体" w:hAnsi="Cambria Math" w:cs="Cambria Math"/>
+          </w:rPr>
+          <m:t>mm=2</m:t>
+        </m:r>
+        <m:r>
+          <m:rPr>
+            <m:nor/>
+          </m:rPr>
+          <w:rPr>
+            <w:rFonts w:ascii="Cambria Math" w:eastAsia="宋体" w:hAnsi="Cambria Math" w:cs="Cambria Math"/>
+          </w:rPr>
+          <m:t>.28mm</m:t>
+        </m:r>
+      </m:oMath>
     </w:p>
     <w:p>
       <w:pPr>
@@ -1135,93 +1087,77 @@
         </w:rPr>
         <w:t>（3）根据干涉条纹间距公式有</w:t>
       </w:r>
-    </w:p>
-    <w:p>
-      <w:pPr>
-        <w:shd w:val="clear" w:color="auto" w:fill="auto"/>
-        <w:spacing w:line="300" w:lineRule="auto" w:before="0" w:after="0"/>
-        <w:jc w:val="left"/>
-        <w:rPr>
-          <w:sz w:val="21"/>
-          <w:szCs w:val="21"/>
-        </w:rPr>
-      </w:pPr>
-      <m:oMathPara>
-        <m:oMathParaPr>
-          <m:jc m:val="left"/>
-        </m:oMathParaPr>
-        <m:oMath>
-          <m:r>
-            <m:rPr>
-              <m:sty m:val="p"/>
-            </m:rPr>
-            <w:rPr>
-              <w:rFonts w:ascii="Cambria Math" w:eastAsia="宋体" w:hAnsi="Cambria Math" w:cs="Cambria Math"/>
-            </w:rPr>
-            <m:t>Δ</m:t>
-          </m:r>
-          <m:r>
-            <w:rPr>
-              <w:rFonts w:ascii="Cambria Math" w:eastAsia="宋体" w:hAnsi="Cambria Math" w:cs="Cambria Math"/>
-            </w:rPr>
-            <m:t>x</m:t>
-          </m:r>
-          <m:r>
-            <w:rPr>
-              <w:rFonts w:ascii="Cambria Math" w:eastAsia="宋体" w:hAnsi="Cambria Math" w:cs="Cambria Math"/>
-            </w:rPr>
-            <m:t>=</m:t>
-          </m:r>
-          <m:f>
-            <m:num>
-              <m:sSub>
-                <m:e>
-                  <m:r>
-                    <w:rPr>
-                      <w:rFonts w:ascii="Cambria Math" w:eastAsia="宋体" w:hAnsi="Cambria Math" w:cs="Cambria Math"/>
-                    </w:rPr>
-                    <m:t>L</m:t>
-                  </m:r>
-                </m:e>
-                <m:sub>
-                  <m:r>
-                    <w:rPr>
-                      <w:rFonts w:ascii="Cambria Math" w:eastAsia="宋体" w:hAnsi="Cambria Math" w:cs="Cambria Math"/>
-                    </w:rPr>
-                    <m:t>2</m:t>
-                  </m:r>
-                </m:sub>
-              </m:sSub>
-            </m:num>
-            <m:den>
-              <m:sSub>
-                <m:e>
-                  <m:r>
-                    <w:rPr>
-                      <w:rFonts w:ascii="Cambria Math" w:eastAsia="宋体" w:hAnsi="Cambria Math" w:cs="Cambria Math"/>
-                    </w:rPr>
-                    <m:t>d</m:t>
-                  </m:r>
-                </m:e>
-                <m:sub>
-                  <m:r>
-                    <w:rPr>
-                      <w:rFonts w:ascii="Cambria Math" w:eastAsia="宋体" w:hAnsi="Cambria Math" w:cs="Cambria Math"/>
-                    </w:rPr>
-                    <m:t>2</m:t>
-                  </m:r>
-                </m:sub>
-              </m:sSub>
-            </m:den>
-          </m:f>
-          <m:r>
-            <w:rPr>
-              <w:rFonts w:ascii="Cambria Math" w:eastAsia="宋体" w:hAnsi="Cambria Math" w:cs="Cambria Math"/>
-            </w:rPr>
-            <m:t>λ</m:t>
-          </m:r>
-        </m:oMath>
-      </m:oMathPara>
+      <m:oMath>
+        <m:r>
+          <m:rPr>
+            <m:sty m:val="p"/>
+          </m:rPr>
+          <w:rPr>
+            <w:rFonts w:ascii="Cambria Math" w:eastAsia="宋体" w:hAnsi="Cambria Math" w:cs="Cambria Math"/>
+          </w:rPr>
+          <m:t>Δ</m:t>
+        </m:r>
+        <m:r>
+          <w:rPr>
+            <w:rFonts w:ascii="Cambria Math" w:eastAsia="宋体" w:hAnsi="Cambria Math" w:cs="Cambria Math"/>
+          </w:rPr>
+          <m:t>x</m:t>
+        </m:r>
+        <m:r>
+          <w:rPr>
+            <w:rFonts w:ascii="Cambria Math" w:eastAsia="宋体" w:hAnsi="Cambria Math" w:cs="Cambria Math"/>
+          </w:rPr>
+          <m:t>=</m:t>
+        </m:r>
+        <m:f>
+          <m:num>
+            <m:sSub>
+              <m:e>
+                <m:r>
+                  <w:rPr>
+                    <w:rFonts w:ascii="Cambria Math" w:eastAsia="宋体" w:hAnsi="Cambria Math" w:cs="Cambria Math"/>
+                  </w:rPr>
+                  <m:t>L</m:t>
+                </m:r>
+              </m:e>
+              <m:sub>
+                <m:r>
+                  <w:rPr>
+                    <w:rFonts w:ascii="Cambria Math" w:eastAsia="宋体" w:hAnsi="Cambria Math" w:cs="Cambria Math"/>
+                  </w:rPr>
+                  <m:t>2</m:t>
+                </m:r>
+              </m:sub>
+            </m:sSub>
+          </m:num>
+          <m:den>
+            <m:sSub>
+              <m:e>
+                <m:r>
+                  <w:rPr>
+                    <w:rFonts w:ascii="Cambria Math" w:eastAsia="宋体" w:hAnsi="Cambria Math" w:cs="Cambria Math"/>
+                  </w:rPr>
+                  <m:t>d</m:t>
+                </m:r>
+              </m:e>
+              <m:sub>
+                <m:r>
+                  <w:rPr>
+                    <w:rFonts w:ascii="Cambria Math" w:eastAsia="宋体" w:hAnsi="Cambria Math" w:cs="Cambria Math"/>
+                  </w:rPr>
+                  <m:t>2</m:t>
+                </m:r>
+              </m:sub>
+            </m:sSub>
+          </m:den>
+        </m:f>
+        <m:r>
+          <w:rPr>
+            <w:rFonts w:ascii="Cambria Math" w:eastAsia="宋体" w:hAnsi="Cambria Math" w:cs="Cambria Math"/>
+          </w:rPr>
+          <m:t>λ</m:t>
+        </m:r>
+      </m:oMath>
     </w:p>
     <w:p>
       <w:pPr>
@@ -1241,99 +1177,83 @@
         </w:rPr>
         <w:t>整理得</w:t>
       </w:r>
-    </w:p>
-    <w:p>
-      <w:pPr>
-        <w:shd w:val="clear" w:color="auto" w:fill="auto"/>
-        <w:spacing w:line="300" w:lineRule="auto" w:before="0" w:after="0"/>
-        <w:jc w:val="left"/>
-        <w:rPr>
-          <w:sz w:val="21"/>
-          <w:szCs w:val="21"/>
-        </w:rPr>
-      </w:pPr>
-      <m:oMathPara>
-        <m:oMathParaPr>
-          <m:jc m:val="left"/>
-        </m:oMathParaPr>
-        <m:oMath>
-          <m:r>
-            <w:rPr>
-              <w:rFonts w:ascii="Cambria Math" w:eastAsia="宋体" w:hAnsi="Cambria Math" w:cs="Cambria Math"/>
-            </w:rPr>
-            <m:t>λ</m:t>
-          </m:r>
-          <m:r>
-            <w:rPr>
-              <w:rFonts w:ascii="Cambria Math" w:eastAsia="宋体" w:hAnsi="Cambria Math" w:cs="Cambria Math"/>
-            </w:rPr>
-            <m:t>=</m:t>
-          </m:r>
-          <m:f>
-            <m:num>
-              <m:r>
-                <m:rPr>
-                  <m:nor/>
-                </m:rPr>
-                <w:rPr>
-                  <w:rFonts w:ascii="Cambria Math" w:eastAsia="宋体" w:hAnsi="Cambria Math" w:cs="Cambria Math"/>
-                </w:rPr>
-                <m:t>Δ</m:t>
-              </m:r>
-              <m:r>
-                <w:rPr>
-                  <w:rFonts w:ascii="Cambria Math" w:eastAsia="宋体" w:hAnsi="Cambria Math" w:cs="Cambria Math"/>
-                </w:rPr>
-                <m:t>x</m:t>
-              </m:r>
-              <m:r>
-                <w:rPr>
-                  <w:rFonts w:ascii="Cambria Math" w:eastAsia="宋体" w:hAnsi="Cambria Math" w:cs="Cambria Math"/>
-                </w:rPr>
-                <m:t>⋅</m:t>
-              </m:r>
-              <m:sSub>
-                <m:e>
-                  <m:r>
-                    <w:rPr>
-                      <w:rFonts w:ascii="Cambria Math" w:eastAsia="宋体" w:hAnsi="Cambria Math" w:cs="Cambria Math"/>
-                    </w:rPr>
-                    <m:t>d</m:t>
-                  </m:r>
-                </m:e>
-                <m:sub>
-                  <m:r>
-                    <w:rPr>
-                      <w:rFonts w:ascii="Cambria Math" w:eastAsia="宋体" w:hAnsi="Cambria Math" w:cs="Cambria Math"/>
-                    </w:rPr>
-                    <m:t>2</m:t>
-                  </m:r>
-                </m:sub>
-              </m:sSub>
-            </m:num>
-            <m:den>
-              <m:sSub>
-                <m:e>
-                  <m:r>
-                    <w:rPr>
-                      <w:rFonts w:ascii="Cambria Math" w:eastAsia="宋体" w:hAnsi="Cambria Math" w:cs="Cambria Math"/>
-                    </w:rPr>
-                    <m:t>L</m:t>
-                  </m:r>
-                </m:e>
-                <m:sub>
-                  <m:r>
-                    <w:rPr>
-                      <w:rFonts w:ascii="Cambria Math" w:eastAsia="宋体" w:hAnsi="Cambria Math" w:cs="Cambria Math"/>
-                    </w:rPr>
-                    <m:t>2</m:t>
-                  </m:r>
-                </m:sub>
-              </m:sSub>
-            </m:den>
-          </m:f>
-        </m:oMath>
-      </m:oMathPara>
+      <m:oMath>
+        <m:r>
+          <w:rPr>
+            <w:rFonts w:ascii="Cambria Math" w:eastAsia="宋体" w:hAnsi="Cambria Math" w:cs="Cambria Math"/>
+          </w:rPr>
+          <m:t>λ</m:t>
+        </m:r>
+        <m:r>
+          <w:rPr>
+            <w:rFonts w:ascii="Cambria Math" w:eastAsia="宋体" w:hAnsi="Cambria Math" w:cs="Cambria Math"/>
+          </w:rPr>
+          <m:t>=</m:t>
+        </m:r>
+        <m:f>
+          <m:num>
+            <m:r>
+              <m:rPr>
+                <m:nor/>
+              </m:rPr>
+              <w:rPr>
+                <w:rFonts w:ascii="Cambria Math" w:eastAsia="宋体" w:hAnsi="Cambria Math" w:cs="Cambria Math"/>
+              </w:rPr>
+              <m:t>Δ</m:t>
+            </m:r>
+            <m:r>
+              <w:rPr>
+                <w:rFonts w:ascii="Cambria Math" w:eastAsia="宋体" w:hAnsi="Cambria Math" w:cs="Cambria Math"/>
+              </w:rPr>
+              <m:t>x</m:t>
+            </m:r>
+            <m:r>
+              <w:rPr>
+                <w:rFonts w:ascii="Cambria Math" w:eastAsia="宋体" w:hAnsi="Cambria Math" w:cs="Cambria Math"/>
+              </w:rPr>
+              <m:t>⋅</m:t>
+            </m:r>
+            <m:sSub>
+              <m:e>
+                <m:r>
+                  <w:rPr>
+                    <w:rFonts w:ascii="Cambria Math" w:eastAsia="宋体" w:hAnsi="Cambria Math" w:cs="Cambria Math"/>
+                  </w:rPr>
+                  <m:t>d</m:t>
+                </m:r>
+              </m:e>
+              <m:sub>
+                <m:r>
+                  <w:rPr>
+                    <w:rFonts w:ascii="Cambria Math" w:eastAsia="宋体" w:hAnsi="Cambria Math" w:cs="Cambria Math"/>
+                  </w:rPr>
+                  <m:t>2</m:t>
+                </m:r>
+              </m:sub>
+            </m:sSub>
+          </m:num>
+          <m:den>
+            <m:sSub>
+              <m:e>
+                <m:r>
+                  <w:rPr>
+                    <w:rFonts w:ascii="Cambria Math" w:eastAsia="宋体" w:hAnsi="Cambria Math" w:cs="Cambria Math"/>
+                  </w:rPr>
+                  <m:t>L</m:t>
+                </m:r>
+              </m:e>
+              <m:sub>
+                <m:r>
+                  <w:rPr>
+                    <w:rFonts w:ascii="Cambria Math" w:eastAsia="宋体" w:hAnsi="Cambria Math" w:cs="Cambria Math"/>
+                  </w:rPr>
+                  <m:t>2</m:t>
+                </m:r>
+              </m:sub>
+            </m:sSub>
+          </m:den>
+        </m:f>
+      </m:oMath>
     </w:p>
     <w:p>
       <w:pPr>
@@ -1372,93 +1292,77 @@
         </w:rPr>
         <w:t>B．根据干涉条纹间距公式有</w:t>
       </w:r>
-    </w:p>
-    <w:p>
-      <w:pPr>
-        <w:shd w:val="clear" w:color="auto" w:fill="auto"/>
-        <w:spacing w:line="300" w:lineRule="auto" w:before="0" w:after="0"/>
-        <w:jc w:val="left"/>
-        <w:rPr>
-          <w:sz w:val="21"/>
-          <w:szCs w:val="21"/>
-        </w:rPr>
-      </w:pPr>
-      <m:oMathPara>
-        <m:oMathParaPr>
-          <m:jc m:val="left"/>
-        </m:oMathParaPr>
-        <m:oMath>
-          <m:r>
-            <m:rPr>
-              <m:sty m:val="p"/>
-            </m:rPr>
-            <w:rPr>
-              <w:rFonts w:ascii="Cambria Math" w:eastAsia="宋体" w:hAnsi="Cambria Math" w:cs="Cambria Math"/>
-            </w:rPr>
-            <m:t>Δ</m:t>
-          </m:r>
-          <m:r>
-            <w:rPr>
-              <w:rFonts w:ascii="Cambria Math" w:eastAsia="宋体" w:hAnsi="Cambria Math" w:cs="Cambria Math"/>
-            </w:rPr>
-            <m:t>x</m:t>
-          </m:r>
-          <m:r>
-            <w:rPr>
-              <w:rFonts w:ascii="Cambria Math" w:eastAsia="宋体" w:hAnsi="Cambria Math" w:cs="Cambria Math"/>
-            </w:rPr>
-            <m:t>=</m:t>
-          </m:r>
-          <m:f>
-            <m:num>
-              <m:sSub>
-                <m:e>
-                  <m:r>
-                    <w:rPr>
-                      <w:rFonts w:ascii="Cambria Math" w:eastAsia="宋体" w:hAnsi="Cambria Math" w:cs="Cambria Math"/>
-                    </w:rPr>
-                    <m:t>L</m:t>
-                  </m:r>
-                </m:e>
-                <m:sub>
-                  <m:r>
-                    <w:rPr>
-                      <w:rFonts w:ascii="Cambria Math" w:eastAsia="宋体" w:hAnsi="Cambria Math" w:cs="Cambria Math"/>
-                    </w:rPr>
-                    <m:t>2</m:t>
-                  </m:r>
-                </m:sub>
-              </m:sSub>
-            </m:num>
-            <m:den>
-              <m:sSub>
-                <m:e>
-                  <m:r>
-                    <w:rPr>
-                      <w:rFonts w:ascii="Cambria Math" w:eastAsia="宋体" w:hAnsi="Cambria Math" w:cs="Cambria Math"/>
-                    </w:rPr>
-                    <m:t>d</m:t>
-                  </m:r>
-                </m:e>
-                <m:sub>
-                  <m:r>
-                    <w:rPr>
-                      <w:rFonts w:ascii="Cambria Math" w:eastAsia="宋体" w:hAnsi="Cambria Math" w:cs="Cambria Math"/>
-                    </w:rPr>
-                    <m:t>2</m:t>
-                  </m:r>
-                </m:sub>
-              </m:sSub>
-            </m:den>
-          </m:f>
-          <m:r>
-            <w:rPr>
-              <w:rFonts w:ascii="Cambria Math" w:eastAsia="宋体" w:hAnsi="Cambria Math" w:cs="Cambria Math"/>
-            </w:rPr>
-            <m:t>λ</m:t>
-          </m:r>
-        </m:oMath>
-      </m:oMathPara>
+      <m:oMath>
+        <m:r>
+          <m:rPr>
+            <m:sty m:val="p"/>
+          </m:rPr>
+          <w:rPr>
+            <w:rFonts w:ascii="Cambria Math" w:eastAsia="宋体" w:hAnsi="Cambria Math" w:cs="Cambria Math"/>
+          </w:rPr>
+          <m:t>Δ</m:t>
+        </m:r>
+        <m:r>
+          <w:rPr>
+            <w:rFonts w:ascii="Cambria Math" w:eastAsia="宋体" w:hAnsi="Cambria Math" w:cs="Cambria Math"/>
+          </w:rPr>
+          <m:t>x</m:t>
+        </m:r>
+        <m:r>
+          <w:rPr>
+            <w:rFonts w:ascii="Cambria Math" w:eastAsia="宋体" w:hAnsi="Cambria Math" w:cs="Cambria Math"/>
+          </w:rPr>
+          <m:t>=</m:t>
+        </m:r>
+        <m:f>
+          <m:num>
+            <m:sSub>
+              <m:e>
+                <m:r>
+                  <w:rPr>
+                    <w:rFonts w:ascii="Cambria Math" w:eastAsia="宋体" w:hAnsi="Cambria Math" w:cs="Cambria Math"/>
+                  </w:rPr>
+                  <m:t>L</m:t>
+                </m:r>
+              </m:e>
+              <m:sub>
+                <m:r>
+                  <w:rPr>
+                    <w:rFonts w:ascii="Cambria Math" w:eastAsia="宋体" w:hAnsi="Cambria Math" w:cs="Cambria Math"/>
+                  </w:rPr>
+                  <m:t>2</m:t>
+                </m:r>
+              </m:sub>
+            </m:sSub>
+          </m:num>
+          <m:den>
+            <m:sSub>
+              <m:e>
+                <m:r>
+                  <w:rPr>
+                    <w:rFonts w:ascii="Cambria Math" w:eastAsia="宋体" w:hAnsi="Cambria Math" w:cs="Cambria Math"/>
+                  </w:rPr>
+                  <m:t>d</m:t>
+                </m:r>
+              </m:e>
+              <m:sub>
+                <m:r>
+                  <w:rPr>
+                    <w:rFonts w:ascii="Cambria Math" w:eastAsia="宋体" w:hAnsi="Cambria Math" w:cs="Cambria Math"/>
+                  </w:rPr>
+                  <m:t>2</m:t>
+                </m:r>
+              </m:sub>
+            </m:sSub>
+          </m:den>
+        </m:f>
+        <m:r>
+          <w:rPr>
+            <w:rFonts w:ascii="Cambria Math" w:eastAsia="宋体" w:hAnsi="Cambria Math" w:cs="Cambria Math"/>
+          </w:rPr>
+          <m:t>λ</m:t>
+        </m:r>
+      </m:oMath>
     </w:p>
     <w:p>
       <w:pPr>
@@ -1555,14 +1459,14 @@
 </file>
 
 <file path=word/footer1.xml><?xml version="1.0" encoding="utf-8"?>
-<w:ftr xmlns:w="http://schemas.openxmlformats.org/wordprocessingml/2006/main" xmlns:r="http://schemas.openxmlformats.org/officeDocument/2006/relationships">
-  <w:p>
+<w:ftr xmlns:w="http://schemas.openxmlformats.org/wordprocessingml/2006/main">
+  <w:p xmlns:w="http://schemas.openxmlformats.org/wordprocessingml/2006/main">
     <w:pPr>
       <w:jc w:val="center"/>
     </w:pPr>
     <w:r>
       <w:rPr>
-        <w:rFonts w:ascii="Times New Roman" w:hAnsi="Times New Roman" w:eastAsia="宋体"/>
+        <w:rFonts w:ascii="Times New Roman" w:hAnsi="Times New Roman" w:eastAsia="宋体" w:cs="Times New Roman"/>
         <w:sz w:val="21"/>
         <w:szCs w:val="21"/>
       </w:rPr>
@@ -1570,47 +1474,107 @@
     </w:r>
     <w:r>
       <w:rPr>
-        <w:rFonts w:ascii="Times New Roman" w:hAnsi="Times New Roman" w:eastAsia="宋体"/>
+        <w:rFonts w:ascii="Times New Roman" w:hAnsi="Times New Roman" w:eastAsia="宋体" w:cs="Times New Roman"/>
         <w:sz w:val="21"/>
         <w:szCs w:val="21"/>
       </w:rPr>
-      <w:t xml:space="preserve">第</w:t>
+      <w:t>第</w:t>
     </w:r>
-    <w:fldSimple w:instr=" PAGE ">
-      <w:r>
-        <w:rPr>
-          <w:rFonts w:ascii="Times New Roman" w:hAnsi="Times New Roman" w:eastAsia="宋体"/>
-          <w:sz w:val="21"/>
-          <w:szCs w:val="21"/>
-        </w:rPr>
-        <w:t xml:space="preserve">1</w:t>
-      </w:r>
-    </w:fldSimple>
     <w:r>
       <w:rPr>
-        <w:rFonts w:ascii="Times New Roman" w:hAnsi="Times New Roman" w:eastAsia="宋体"/>
+        <w:rFonts w:ascii="Times New Roman" w:hAnsi="Times New Roman" w:eastAsia="宋体" w:cs="Times New Roman"/>
         <w:sz w:val="21"/>
         <w:szCs w:val="21"/>
       </w:rPr>
-      <w:t xml:space="preserve">页（共</w:t>
+      <w:fldChar w:fldCharType="begin"/>
     </w:r>
-    <w:fldSimple w:instr=" NUMPAGES ">
-      <w:r>
-        <w:rPr>
-          <w:rFonts w:ascii="Times New Roman" w:hAnsi="Times New Roman" w:eastAsia="宋体"/>
-          <w:sz w:val="21"/>
-          <w:szCs w:val="21"/>
-        </w:rPr>
-        <w:t xml:space="preserve">1</w:t>
-      </w:r>
-    </w:fldSimple>
     <w:r>
       <w:rPr>
-        <w:rFonts w:ascii="Times New Roman" w:hAnsi="Times New Roman" w:eastAsia="宋体"/>
+        <w:rFonts w:ascii="Times New Roman" w:hAnsi="Times New Roman" w:eastAsia="宋体" w:cs="Times New Roman"/>
         <w:sz w:val="21"/>
         <w:szCs w:val="21"/>
       </w:rPr>
-      <w:t xml:space="preserve">页）</w:t>
+      <w:instrText xml:space="preserve"> PAGE </w:instrText>
+    </w:r>
+    <w:r>
+      <w:rPr>
+        <w:rFonts w:ascii="Times New Roman" w:hAnsi="Times New Roman" w:eastAsia="宋体" w:cs="Times New Roman"/>
+        <w:sz w:val="21"/>
+        <w:szCs w:val="21"/>
+      </w:rPr>
+      <w:fldChar w:fldCharType="separate"/>
+    </w:r>
+    <w:r>
+      <w:rPr>
+        <w:rFonts w:ascii="Times New Roman" w:hAnsi="Times New Roman" w:eastAsia="宋体" w:cs="Times New Roman"/>
+        <w:sz w:val="21"/>
+        <w:szCs w:val="21"/>
+      </w:rPr>
+      <w:t>1</w:t>
+    </w:r>
+    <w:r>
+      <w:rPr>
+        <w:rFonts w:ascii="Times New Roman" w:hAnsi="Times New Roman" w:eastAsia="宋体" w:cs="Times New Roman"/>
+        <w:sz w:val="21"/>
+        <w:szCs w:val="21"/>
+      </w:rPr>
+      <w:fldChar w:fldCharType="end"/>
+    </w:r>
+    <w:r>
+      <w:rPr>
+        <w:rFonts w:ascii="Times New Roman" w:hAnsi="Times New Roman" w:eastAsia="宋体" w:cs="Times New Roman"/>
+        <w:sz w:val="21"/>
+        <w:szCs w:val="21"/>
+      </w:rPr>
+      <w:t>页（共</w:t>
+    </w:r>
+    <w:r>
+      <w:rPr>
+        <w:rFonts w:ascii="Times New Roman" w:hAnsi="Times New Roman" w:eastAsia="宋体" w:cs="Times New Roman"/>
+        <w:sz w:val="21"/>
+        <w:szCs w:val="21"/>
+      </w:rPr>
+      <w:fldChar w:fldCharType="begin"/>
+    </w:r>
+    <w:r>
+      <w:rPr>
+        <w:rFonts w:ascii="Times New Roman" w:hAnsi="Times New Roman" w:eastAsia="宋体" w:cs="Times New Roman"/>
+        <w:sz w:val="21"/>
+        <w:szCs w:val="21"/>
+      </w:rPr>
+      <w:instrText xml:space="preserve"> NUMPAGES </w:instrText>
+    </w:r>
+    <w:r>
+      <w:rPr>
+        <w:rFonts w:ascii="Times New Roman" w:hAnsi="Times New Roman" w:eastAsia="宋体" w:cs="Times New Roman"/>
+        <w:sz w:val="21"/>
+        <w:szCs w:val="21"/>
+      </w:rPr>
+      <w:fldChar w:fldCharType="separate"/>
+    </w:r>
+    <w:r>
+      <w:rPr>
+        <w:rFonts w:ascii="Times New Roman" w:hAnsi="Times New Roman" w:eastAsia="宋体" w:cs="Times New Roman"/>
+        <w:sz w:val="21"/>
+        <w:szCs w:val="21"/>
+      </w:rPr>
+      <w:t>2</w:t>
+    </w:r>
+    <w:r>
+      <w:rPr>
+        <w:rFonts w:ascii="Times New Roman" w:hAnsi="Times New Roman" w:eastAsia="宋体" w:cs="Times New Roman"/>
+        <w:sz w:val="21"/>
+        <w:szCs w:val="21"/>
+      </w:rPr>
+      <w:fldChar w:fldCharType="end"/>
+    </w:r>
+    <w:r>
+      <w:rPr>
+        <w:rFonts w:ascii="Times New Roman" w:hAnsi="Times New Roman" w:eastAsia="宋体" w:cs="Times New Roman"/>
+        <w:sz w:val="21"/>
+        <w:szCs w:val="21"/>
+      </w:rPr>
+      <w:t>页）</w:t>
     </w:r>
   </w:p>
 </w:ftr>
@@ -1824,15 +1788,14 @@
   <w:docDefaults>
     <w:rPrDefault>
       <w:rPr>
-        <w:rFonts w:cstheme="minorBidi" w:ascii="Times New Roman" w:hAnsi="Times New Roman" w:eastAsia="宋体" w:cs="Times New Roman"/>
+        <w:rFonts w:ascii="Times New Roman" w:hAnsi="Times New Roman" w:eastAsia="宋体" w:cs="Times New Roman"/>
         <w:sz w:val="21"/>
         <w:szCs w:val="21"/>
-        <w:lang w:val="en-US" w:eastAsia="en-US" w:bidi="ar-SA"/>
       </w:rPr>
     </w:rPrDefault>
     <w:pPrDefault>
       <w:pPr>
-        <w:spacing w:after="200" w:line="276" w:lineRule="auto"/>
+        <w:spacing w:before="0" w:after="0" w:line="300" w:lineRule="auto"/>
       </w:pPr>
     </w:pPrDefault>
   </w:docDefaults>

--- a/高中物理/高中物理同步/人教版选必3 第1章 分子动理论·转投暂存（1题）.docx
+++ b/高中物理/高中物理同步/人教版选必3 第1章 分子动理论·转投暂存（1题）.docx
@@ -1462,7 +1462,7 @@
 <w:ftr xmlns:w="http://schemas.openxmlformats.org/wordprocessingml/2006/main">
   <w:p xmlns:w="http://schemas.openxmlformats.org/wordprocessingml/2006/main">
     <w:pPr>
-      <w:jc w:val="center"/>
+      <w:jc w:val="left"/>
     </w:pPr>
     <w:r>
       <w:rPr>

--- a/高中物理/高中物理同步/人教版选必3 第1章 分子动理论·转投暂存（1题）.docx
+++ b/高中物理/高中物理同步/人教版选必3 第1章 分子动理论·转投暂存（1题）.docx
@@ -334,7 +334,7 @@
           <w:sz w:val="21"/>
           <w:szCs w:val="21"/>
         </w:rPr>
-        <w:t>、单缝与屏的距离为Δ</w:t>
+        <w:t>、单缝与屏的距离为L</w:t>
       </w:r>
       <w:r>
         <w:rPr>
@@ -343,7 +343,7 @@
           <w:sz w:val="21"/>
           <w:szCs w:val="21"/>
         </w:rPr>
-        <w:t>x</w:t>
+        <w:t>₁</w:t>
       </w:r>
       <w:r>
         <w:rPr>
@@ -1534,39 +1534,7 @@
         <w:sz w:val="21"/>
         <w:szCs w:val="21"/>
       </w:rPr>
-      <w:fldChar w:fldCharType="begin"/>
-    </w:r>
-    <w:r>
-      <w:rPr>
-        <w:rFonts w:ascii="Times New Roman" w:hAnsi="Times New Roman" w:eastAsia="宋体" w:cs="Times New Roman"/>
-        <w:sz w:val="21"/>
-        <w:szCs w:val="21"/>
-      </w:rPr>
-      <w:instrText xml:space="preserve"> NUMPAGES </w:instrText>
-    </w:r>
-    <w:r>
-      <w:rPr>
-        <w:rFonts w:ascii="Times New Roman" w:hAnsi="Times New Roman" w:eastAsia="宋体" w:cs="Times New Roman"/>
-        <w:sz w:val="21"/>
-        <w:szCs w:val="21"/>
-      </w:rPr>
-      <w:fldChar w:fldCharType="separate"/>
-    </w:r>
-    <w:r>
-      <w:rPr>
-        <w:rFonts w:ascii="Times New Roman" w:hAnsi="Times New Roman" w:eastAsia="宋体" w:cs="Times New Roman"/>
-        <w:sz w:val="21"/>
-        <w:szCs w:val="21"/>
-      </w:rPr>
       <w:t>2</w:t>
-    </w:r>
-    <w:r>
-      <w:rPr>
-        <w:rFonts w:ascii="Times New Roman" w:hAnsi="Times New Roman" w:eastAsia="宋体" w:cs="Times New Roman"/>
-        <w:sz w:val="21"/>
-        <w:szCs w:val="21"/>
-      </w:rPr>
-      <w:fldChar w:fldCharType="end"/>
     </w:r>
     <w:r>
       <w:rPr>
